--- a/Documentation/УСЛОВИЯ ЛИЦЕНЗИИ НА ПРОГРАМНОЕ ОБЕСПЕЧЕНИЕ QESPY DESKTOP.docx
+++ b/Documentation/УСЛОВИЯ ЛИЦЕНЗИИ НА ПРОГРАМНОЕ ОБЕСПЕЧЕНИЕ QESPY DESKTOP.docx
@@ -88,6 +88,7 @@
           </wp:anchor>
         </w:drawing>
       </w:r>
+      <w:proofErr w:type="spellStart"/>
       <w:r>
         <w:rPr>
           <w:rFonts w:ascii="Times New Roman" w:hAnsi="Times New Roman" w:cs="Times New Roman"/>
@@ -97,7 +98,19 @@
           <w:szCs w:val="28"/>
           <w:lang w:val="en-US"/>
         </w:rPr>
-        <w:t>QESPy Project</w:t>
+        <w:t>QESPy</w:t>
+      </w:r>
+      <w:proofErr w:type="spellEnd"/>
+      <w:r>
+        <w:rPr>
+          <w:rFonts w:ascii="Times New Roman" w:hAnsi="Times New Roman" w:cs="Times New Roman"/>
+          <w:b/>
+          <w:bCs/>
+          <w:sz w:val="28"/>
+          <w:szCs w:val="28"/>
+          <w:lang w:val="en-US"/>
+        </w:rPr>
+        <w:t xml:space="preserve"> Project</w:t>
       </w:r>
     </w:p>
     <w:p>
@@ -231,6 +244,7 @@
         </w:rPr>
         <w:t xml:space="preserve"> (</w:t>
       </w:r>
+      <w:proofErr w:type="spellStart"/>
       <w:r>
         <w:rPr>
           <w:rFonts w:ascii="Times New Roman" w:hAnsi="Times New Roman" w:cs="Times New Roman"/>
@@ -240,6 +254,7 @@
         </w:rPr>
         <w:t>Moskvich</w:t>
       </w:r>
+      <w:proofErr w:type="spellEnd"/>
       <w:r>
         <w:rPr>
           <w:rFonts w:ascii="Times New Roman" w:hAnsi="Times New Roman" w:cs="Times New Roman"/>
@@ -265,8 +280,27 @@
           <w:b/>
           <w:bCs/>
         </w:rPr>
-        <w:t>Антон Шкилевич (</w:t>
-      </w:r>
+        <w:t xml:space="preserve">Антон </w:t>
+      </w:r>
+      <w:proofErr w:type="spellStart"/>
+      <w:r>
+        <w:rPr>
+          <w:rFonts w:ascii="Times New Roman" w:hAnsi="Times New Roman" w:cs="Times New Roman"/>
+          <w:b/>
+          <w:bCs/>
+        </w:rPr>
+        <w:t>Шкилевич</w:t>
+      </w:r>
+      <w:proofErr w:type="spellEnd"/>
+      <w:r>
+        <w:rPr>
+          <w:rFonts w:ascii="Times New Roman" w:hAnsi="Times New Roman" w:cs="Times New Roman"/>
+          <w:b/>
+          <w:bCs/>
+        </w:rPr>
+        <w:t xml:space="preserve"> (</w:t>
+      </w:r>
+      <w:proofErr w:type="spellStart"/>
       <w:r>
         <w:rPr>
           <w:rFonts w:ascii="Times New Roman" w:hAnsi="Times New Roman" w:cs="Times New Roman"/>
@@ -276,6 +310,7 @@
         </w:rPr>
         <w:t>AntonS</w:t>
       </w:r>
+      <w:proofErr w:type="spellEnd"/>
       <w:r>
         <w:rPr>
           <w:rFonts w:ascii="Times New Roman" w:hAnsi="Times New Roman" w:cs="Times New Roman"/>
@@ -895,7 +930,31 @@
         <w:rPr>
           <w:color w:val="202122"/>
         </w:rPr>
-        <w:t>Данная лицензия разрешает лицам, получившим копию данного программного обеспечения и сопутствующей документации (далее</w:t>
+        <w:t>Данная лицензия разрешает лицам, получившим копию данного программного обеспечения и сопутствующ</w:t>
+      </w:r>
+      <w:r>
+        <w:rPr>
+          <w:color w:val="202122"/>
+        </w:rPr>
+        <w:t>ую</w:t>
+      </w:r>
+      <w:r>
+        <w:rPr>
+          <w:color w:val="202122"/>
+        </w:rPr>
+        <w:t xml:space="preserve"> документаци</w:t>
+      </w:r>
+      <w:r>
+        <w:rPr>
+          <w:color w:val="202122"/>
+        </w:rPr>
+        <w:t>ю</w:t>
+      </w:r>
+      <w:r>
+        <w:rPr>
+          <w:color w:val="202122"/>
+        </w:rPr>
+        <w:t xml:space="preserve"> (далее</w:t>
       </w:r>
       <w:r>
         <w:rPr>
@@ -919,7 +978,19 @@
         <w:rPr>
           <w:color w:val="202122"/>
         </w:rPr>
-        <w:t xml:space="preserve">публикацию, распространение, а также лицам, которым предоставляется данное Программное обеспечение, при соблюдении </w:t>
+        <w:t>публикацию</w:t>
+      </w:r>
+      <w:r>
+        <w:rPr>
+          <w:color w:val="202122"/>
+        </w:rPr>
+        <w:t xml:space="preserve"> и </w:t>
+      </w:r>
+      <w:r>
+        <w:rPr>
+          <w:color w:val="202122"/>
+        </w:rPr>
+        <w:t xml:space="preserve">распространение, при соблюдении </w:t>
       </w:r>
       <w:r>
         <w:rPr>
@@ -969,7 +1040,49 @@
           <w:iCs/>
           <w:color w:val="202122"/>
         </w:rPr>
-        <w:t>Условия данной лицензии распространяются только на программное обеспечение QESPy Desktop версии 1.0 и более поздних выпусков, до появления факторов</w:t>
+        <w:t xml:space="preserve">Условия данной лицензии распространяются только на программное обеспечение </w:t>
+      </w:r>
+      <w:proofErr w:type="spellStart"/>
+      <w:r>
+        <w:rPr>
+          <w:b/>
+          <w:bCs/>
+          <w:i/>
+          <w:iCs/>
+          <w:color w:val="202122"/>
+        </w:rPr>
+        <w:t>QESPy</w:t>
+      </w:r>
+      <w:proofErr w:type="spellEnd"/>
+      <w:r>
+        <w:rPr>
+          <w:b/>
+          <w:bCs/>
+          <w:i/>
+          <w:iCs/>
+          <w:color w:val="202122"/>
+        </w:rPr>
+        <w:t xml:space="preserve"> Desktop версии 1.0 и более поздних выпусков</w:t>
+      </w:r>
+      <w:r>
+        <w:rPr>
+          <w:b/>
+          <w:bCs/>
+          <w:i/>
+          <w:iCs/>
+          <w:color w:val="202122"/>
+        </w:rPr>
+        <w:t>, вместе с прилагаемой к Программному обеспечению документацией</w:t>
+      </w:r>
+      <w:r>
+        <w:rPr>
+          <w:b/>
+          <w:bCs/>
+          <w:i/>
+          <w:iCs/>
+          <w:color w:val="202122"/>
+        </w:rPr>
+        <w:t>, до появления факторов</w:t>
       </w:r>
       <w:r>
         <w:rPr>
@@ -1217,7 +1330,31 @@
         <w:rPr>
           <w:color w:val="202122"/>
         </w:rPr>
-        <w:t>любая трактовка условий Настоящей лицензии в свою пользу для извлечения выгоды;</w:t>
+        <w:t>продажа или сдача в аренду полученн</w:t>
+      </w:r>
+      <w:r>
+        <w:rPr>
+          <w:color w:val="202122"/>
+        </w:rPr>
+        <w:t>ой</w:t>
+      </w:r>
+      <w:r>
+        <w:rPr>
+          <w:color w:val="202122"/>
+        </w:rPr>
+        <w:t xml:space="preserve"> копи</w:t>
+      </w:r>
+      <w:r>
+        <w:rPr>
+          <w:color w:val="202122"/>
+        </w:rPr>
+        <w:t>и</w:t>
+      </w:r>
+      <w:r>
+        <w:rPr>
+          <w:color w:val="202122"/>
+        </w:rPr>
+        <w:t xml:space="preserve"> Программного обеспечения третьим лицам;</w:t>
       </w:r>
     </w:p>
     <w:p>
@@ -1238,31 +1375,7 @@
         <w:rPr>
           <w:color w:val="202122"/>
         </w:rPr>
-        <w:t>продажа или сдача в аренду полученн</w:t>
-      </w:r>
-      <w:r>
-        <w:rPr>
-          <w:color w:val="202122"/>
-        </w:rPr>
-        <w:t>ой</w:t>
-      </w:r>
-      <w:r>
-        <w:rPr>
-          <w:color w:val="202122"/>
-        </w:rPr>
-        <w:t xml:space="preserve"> копи</w:t>
-      </w:r>
-      <w:r>
-        <w:rPr>
-          <w:color w:val="202122"/>
-        </w:rPr>
-        <w:t>и</w:t>
-      </w:r>
-      <w:r>
-        <w:rPr>
-          <w:color w:val="202122"/>
-        </w:rPr>
-        <w:t xml:space="preserve"> Программного обеспечения третьим лицам;</w:t>
+        <w:t>любая трактовка условий Настоящей лицензии в свою пользу для извлечения выгоды;</w:t>
       </w:r>
     </w:p>
     <w:p>
@@ -1330,7 +1443,19 @@
         <w:rPr>
           <w:color w:val="202122"/>
         </w:rPr>
-        <w:t>обязательно требуется указать имена авторов и ссылки на оригинальный проект (ссылка на официальный сайт и/или официальный репозиторий);</w:t>
+        <w:t>обязательно требуется указать имена авторов</w:t>
+      </w:r>
+      <w:r>
+        <w:rPr>
+          <w:color w:val="202122"/>
+        </w:rPr>
+        <w:t xml:space="preserve"> оригинального проекта</w:t>
+      </w:r>
+      <w:r>
+        <w:rPr>
+          <w:color w:val="202122"/>
+        </w:rPr>
+        <w:t xml:space="preserve"> и ссылки на оригинальный проект (ссылка на официальный сайт и/или официальный репозиторий);</w:t>
       </w:r>
     </w:p>
     <w:p>
@@ -1351,7 +1476,19 @@
         <w:rPr>
           <w:color w:val="202122"/>
         </w:rPr>
-        <w:t>изменённые части оригинального исходного кода обязательно должны быть помечены;</w:t>
+        <w:t>изменённые части оригинального исходного кода</w:t>
+      </w:r>
+      <w:r>
+        <w:rPr>
+          <w:color w:val="202122"/>
+        </w:rPr>
+        <w:t xml:space="preserve"> и документации</w:t>
+      </w:r>
+      <w:r>
+        <w:rPr>
+          <w:color w:val="202122"/>
+        </w:rPr>
+        <w:t xml:space="preserve"> обязательно должны быть помечены;</w:t>
       </w:r>
     </w:p>
     <w:p>
@@ -1783,8 +1920,111 @@
           <w:lang w:eastAsia="ru-RU"/>
           <w14:ligatures w14:val="none"/>
         </w:rPr>
-        <w:t xml:space="preserve">рограммного обеспечения, хранящегося на официальном репозитории проекта, собственные проекты и модифицированные версии программного обеспечения. </w:t>
-      </w:r>
+        <w:t>рограммного обеспечения</w:t>
+      </w:r>
+      <w:r>
+        <w:rPr>
+          <w:rFonts w:ascii="Times New Roman" w:eastAsia="Times New Roman" w:hAnsi="Times New Roman" w:cs="Times New Roman"/>
+          <w:color w:val="202122"/>
+          <w:kern w:val="0"/>
+          <w:sz w:val="24"/>
+          <w:szCs w:val="24"/>
+          <w:lang w:eastAsia="ru-RU"/>
+          <w14:ligatures w14:val="none"/>
+        </w:rPr>
+        <w:t xml:space="preserve"> и документации</w:t>
+      </w:r>
+      <w:r>
+        <w:rPr>
+          <w:rFonts w:ascii="Times New Roman" w:eastAsia="Times New Roman" w:hAnsi="Times New Roman" w:cs="Times New Roman"/>
+          <w:color w:val="202122"/>
+          <w:kern w:val="0"/>
+          <w:sz w:val="24"/>
+          <w:szCs w:val="24"/>
+          <w:lang w:eastAsia="ru-RU"/>
+          <w14:ligatures w14:val="none"/>
+        </w:rPr>
+        <w:t>, хранящ</w:t>
+      </w:r>
+      <w:r>
+        <w:rPr>
+          <w:rFonts w:ascii="Times New Roman" w:eastAsia="Times New Roman" w:hAnsi="Times New Roman" w:cs="Times New Roman"/>
+          <w:color w:val="202122"/>
+          <w:kern w:val="0"/>
+          <w:sz w:val="24"/>
+          <w:szCs w:val="24"/>
+          <w:lang w:eastAsia="ru-RU"/>
+          <w14:ligatures w14:val="none"/>
+        </w:rPr>
+        <w:t>ихся</w:t>
+      </w:r>
+      <w:r>
+        <w:rPr>
+          <w:rFonts w:ascii="Times New Roman" w:eastAsia="Times New Roman" w:hAnsi="Times New Roman" w:cs="Times New Roman"/>
+          <w:color w:val="202122"/>
+          <w:kern w:val="0"/>
+          <w:sz w:val="24"/>
+          <w:szCs w:val="24"/>
+          <w:lang w:eastAsia="ru-RU"/>
+          <w14:ligatures w14:val="none"/>
+        </w:rPr>
+        <w:t xml:space="preserve"> на официальном репозитории проекта, собственные проекты и модифицированные версии программного обеспечения. </w:t>
+      </w:r>
+      <w:r>
+        <w:rPr>
+          <w:rFonts w:ascii="Times New Roman" w:eastAsia="Times New Roman" w:hAnsi="Times New Roman" w:cs="Times New Roman"/>
+          <w:color w:val="202122"/>
+          <w:kern w:val="0"/>
+          <w:sz w:val="24"/>
+          <w:szCs w:val="24"/>
+          <w:lang w:eastAsia="ru-RU"/>
+          <w14:ligatures w14:val="none"/>
+        </w:rPr>
+        <w:t xml:space="preserve">Также разрешается использовать оригинальную документацию к Программному обеспечению, включая пользовательскую и техническую документации, для создания собственной документации к </w:t>
+      </w:r>
+      <w:r>
+        <w:rPr>
+          <w:rFonts w:ascii="Times New Roman" w:eastAsia="Times New Roman" w:hAnsi="Times New Roman" w:cs="Times New Roman"/>
+          <w:color w:val="202122"/>
+          <w:kern w:val="0"/>
+          <w:sz w:val="24"/>
+          <w:szCs w:val="24"/>
+          <w:lang w:eastAsia="ru-RU"/>
+          <w14:ligatures w14:val="none"/>
+        </w:rPr>
+        <w:t>производному программному обеспечению и/или проекту на базе исходного кода Программного обеспечения</w:t>
+      </w:r>
+      <w:r>
+        <w:rPr>
+          <w:rFonts w:ascii="Times New Roman" w:eastAsia="Times New Roman" w:hAnsi="Times New Roman" w:cs="Times New Roman"/>
+          <w:color w:val="202122"/>
+          <w:kern w:val="0"/>
+          <w:sz w:val="24"/>
+          <w:szCs w:val="24"/>
+          <w:lang w:eastAsia="ru-RU"/>
+          <w14:ligatures w14:val="none"/>
+        </w:rPr>
+        <w:t>.</w:t>
+      </w:r>
+    </w:p>
+    <w:p>
+      <w:pPr>
+        <w:pStyle w:val="aa"/>
+        <w:jc w:val="both"/>
+        <w:rPr>
+          <w:rFonts w:ascii="Times New Roman" w:eastAsia="Times New Roman" w:hAnsi="Times New Roman" w:cs="Times New Roman"/>
+          <w:b/>
+          <w:bCs/>
+          <w:i/>
+          <w:iCs/>
+          <w:color w:val="202122"/>
+          <w:kern w:val="0"/>
+          <w:sz w:val="24"/>
+          <w:szCs w:val="24"/>
+          <w:lang w:eastAsia="ru-RU"/>
+          <w14:ligatures w14:val="none"/>
+        </w:rPr>
+      </w:pPr>
       <w:r>
         <w:rPr>
           <w:rFonts w:ascii="Times New Roman" w:eastAsia="Times New Roman" w:hAnsi="Times New Roman" w:cs="Times New Roman"/>
@@ -2045,6 +2285,7 @@
           <w:lang w:eastAsia="ru-RU"/>
           <w14:ligatures w14:val="none"/>
         </w:rPr>
+        <w:lastRenderedPageBreak/>
         <w:t>Права на услуги поддержки.</w:t>
       </w:r>
       <w:r>
@@ -2150,20 +2391,7 @@
           <w:lang w:eastAsia="ru-RU"/>
           <w14:ligatures w14:val="none"/>
         </w:rPr>
-        <w:t xml:space="preserve"> Если Вы предоставляете корпорации MA Foundation отзыв о программном обеспечении, Вы бесплатно предоставляете корпорации MA Foundation </w:t>
-      </w:r>
-      <w:r>
-        <w:rPr>
-          <w:rFonts w:ascii="Times New Roman" w:eastAsia="Times New Roman" w:hAnsi="Times New Roman" w:cs="Times New Roman"/>
-          <w:color w:val="202122"/>
-          <w:kern w:val="0"/>
-          <w:sz w:val="24"/>
-          <w:szCs w:val="24"/>
-          <w:lang w:eastAsia="ru-RU"/>
-          <w14:ligatures w14:val="none"/>
-        </w:rPr>
-        <w:lastRenderedPageBreak/>
-        <w:t>право передавать отзыв третьим лицам и использовать его в коммерческих целях любым способом и с любыми намерениями.</w:t>
+        <w:t xml:space="preserve"> Если Вы предоставляете корпорации MA Foundation отзыв о программном обеспечении, Вы бесплатно предоставляете корпорации MA Foundation право передавать отзыв третьим лицам и использовать его в коммерческих целях любым способом и с любыми намерениями.</w:t>
       </w:r>
     </w:p>
     <w:p>
@@ -2571,7 +2799,37 @@
                 <w:lang w:eastAsia="ru-RU"/>
                 <w14:ligatures w14:val="none"/>
               </w:rPr>
-              <w:t>__ Шкилевич Антон</w:t>
+              <w:t xml:space="preserve">__ </w:t>
+            </w:r>
+            <w:proofErr w:type="spellStart"/>
+            <w:r>
+              <w:rPr>
+                <w:rFonts w:ascii="Times New Roman" w:eastAsia="Times New Roman" w:hAnsi="Times New Roman" w:cs="Times New Roman"/>
+                <w:b/>
+                <w:bCs/>
+                <w:color w:val="202122"/>
+                <w:kern w:val="0"/>
+                <w:sz w:val="24"/>
+                <w:szCs w:val="24"/>
+                <w:lang w:eastAsia="ru-RU"/>
+                <w14:ligatures w14:val="none"/>
+              </w:rPr>
+              <w:t>Шкилевич</w:t>
+            </w:r>
+            <w:proofErr w:type="spellEnd"/>
+            <w:r>
+              <w:rPr>
+                <w:rFonts w:ascii="Times New Roman" w:eastAsia="Times New Roman" w:hAnsi="Times New Roman" w:cs="Times New Roman"/>
+                <w:b/>
+                <w:bCs/>
+                <w:color w:val="202122"/>
+                <w:kern w:val="0"/>
+                <w:sz w:val="24"/>
+                <w:szCs w:val="24"/>
+                <w:lang w:eastAsia="ru-RU"/>
+                <w14:ligatures w14:val="none"/>
+              </w:rPr>
+              <w:t xml:space="preserve"> Антон</w:t>
             </w:r>
           </w:p>
         </w:tc>
